--- a/HW03_A2_LD.docx
+++ b/HW03_A2_LD.docx
@@ -300,6 +300,7 @@
                 <w:lang w:val="en-US" w:eastAsia="zh-CN"/>
               </w:rPr>
             </w:pPr>
+            <w:commentRangeStart w:id="0"/>
             <w:r>
               <w:rPr>
                 <w:rFonts w:hint="eastAsia" w:eastAsia="SimSun"/>
@@ -336,6 +337,13 @@
                 <w:lang w:val="en-US" w:eastAsia="zh-CN"/>
               </w:rPr>
               <w:t xml:space="preserve"> defining the data and methods of a certain type of object</w:t>
+            </w:r>
+            <w:commentRangeEnd w:id="0"/>
+            <w:r>
+              <w:rPr>
+                <w:rStyle w:val="CommentReference"/>
+              </w:rPr>
+              <w:commentReference w:id="0"/>
             </w:r>
           </w:p>
           <w:p>
@@ -451,11 +459,19 @@
                 <w:rFonts w:hint="default"/>
               </w:rPr>
             </w:pPr>
+            <w:commentRangeStart w:id="1"/>
             <w:r>
               <w:rPr>
                 <w:rFonts w:hint="default"/>
               </w:rPr>
               <w:t>class Laptop:</w:t>
+            </w:r>
+            <w:commentRangeEnd w:id="1"/>
+            <w:r>
+              <w:rPr>
+                <w:rStyle w:val="CommentReference"/>
+              </w:rPr>
+              <w:commentReference w:id="1"/>
             </w:r>
           </w:p>
           <w:p>
@@ -1031,12 +1047,20 @@
                 <w:lang w:val="en-US" w:eastAsia="zh-CN"/>
               </w:rPr>
             </w:pPr>
+            <w:commentRangeStart w:id="2"/>
             <w:r>
               <w:rPr>
                 <w:rFonts w:hint="eastAsia" w:eastAsia="SimSun"/>
                 <w:lang w:val="en-US" w:eastAsia="zh-CN"/>
               </w:rPr>
               <w:t>Because letting the attributes be editable is not a good implementation. Similar to the design of CONSTANT, defining an attribute as private indicates that this attribute should not be edited outside the class, reminding developers themselves or other collaborators.</w:t>
+            </w:r>
+            <w:commentRangeEnd w:id="2"/>
+            <w:r>
+              <w:rPr>
+                <w:rStyle w:val="CommentReference"/>
+              </w:rPr>
+              <w:commentReference w:id="2"/>
             </w:r>
           </w:p>
         </w:tc>
@@ -1460,12 +1484,20 @@
             <w:pPr>
               <w:spacing w:line="240" w:lineRule="auto"/>
             </w:pPr>
+            <w:commentRangeStart w:id="3"/>
             <w:r>
               <w:rPr>
                 <w:rFonts w:ascii="Courier New" w:hAnsi="Courier New"/>
                 <w:sz w:val="19"/>
               </w:rPr>
               <w:t>PROCEDURE insertAtPosition(itemAdd, position)</w:t>
+            </w:r>
+            <w:commentRangeEnd w:id="3"/>
+            <w:r>
+              <w:rPr>
+                <w:rStyle w:val="CommentReference"/>
+              </w:rPr>
+              <w:commentReference w:id="3"/>
             </w:r>
           </w:p>
           <w:p>
@@ -2375,11 +2407,19 @@
                 <w:rFonts w:hint="default"/>
               </w:rPr>
             </w:pPr>
+            <w:commentRangeStart w:id="4"/>
             <w:r>
               <w:rPr>
                 <w:rFonts w:hint="default"/>
               </w:rPr>
               <w:t>4</w:t>
+            </w:r>
+            <w:commentRangeEnd w:id="4"/>
+            <w:r>
+              <w:rPr>
+                <w:rStyle w:val="CommentReference"/>
+              </w:rPr>
+              <w:commentReference w:id="4"/>
             </w:r>
           </w:p>
           <w:p>
@@ -2876,12 +2916,20 @@
                 <w:lang w:val="en-US" w:eastAsia="zh-CN"/>
               </w:rPr>
             </w:pPr>
+            <w:commentRangeStart w:id="5"/>
             <w:r>
               <w:rPr>
                 <w:rFonts w:hint="eastAsia" w:eastAsia="SimSun"/>
                 <w:lang w:val="en-US" w:eastAsia="zh-CN"/>
               </w:rPr>
               <w:t>rootPointer=-1</w:t>
+            </w:r>
+            <w:commentRangeEnd w:id="5"/>
+            <w:r>
+              <w:rPr>
+                <w:rStyle w:val="CommentReference"/>
+              </w:rPr>
+              <w:commentReference w:id="5"/>
             </w:r>
           </w:p>
           <w:p>
@@ -4654,12 +4702,20 @@
                 <w:lang w:val="en-US" w:eastAsia="zh-CN"/>
               </w:rPr>
             </w:pPr>
+            <w:commentRangeStart w:id="6"/>
             <w:r>
               <w:rPr>
                 <w:rFonts w:hint="eastAsia" w:eastAsia="SimSun"/>
                 <w:lang w:val="en-US" w:eastAsia="zh-CN"/>
               </w:rPr>
               <w:t>Because it makes more efficient use of space.</w:t>
+            </w:r>
+            <w:commentRangeEnd w:id="6"/>
+            <w:r>
+              <w:rPr>
+                <w:rStyle w:val="CommentReference"/>
+              </w:rPr>
+              <w:commentReference w:id="6"/>
             </w:r>
           </w:p>
           <w:p>
@@ -4729,12 +4785,20 @@
                 <w:lang w:val="en-US" w:eastAsia="zh-CN"/>
               </w:rPr>
             </w:pPr>
+            <w:commentRangeStart w:id="7"/>
             <w:r>
               <w:rPr>
                 <w:rFonts w:hint="eastAsia" w:eastAsia="SimSun"/>
                 <w:lang w:val="en-US" w:eastAsia="zh-CN"/>
               </w:rPr>
               <w:t>Enqueuing and dequeuing are more complicated compared to implementing using an array.</w:t>
+            </w:r>
+            <w:commentRangeEnd w:id="7"/>
+            <w:r>
+              <w:rPr>
+                <w:rStyle w:val="CommentReference"/>
+              </w:rPr>
+              <w:commentReference w:id="7"/>
             </w:r>
           </w:p>
         </w:tc>
@@ -4799,12 +4863,20 @@
                 <w:lang w:val="en-US" w:eastAsia="zh-CN"/>
               </w:rPr>
             </w:pPr>
+            <w:commentRangeStart w:id="8"/>
             <w:r>
               <w:rPr>
                 <w:rFonts w:hint="eastAsia" w:eastAsia="SimSun"/>
                 <w:lang w:val="en-US" w:eastAsia="zh-CN"/>
               </w:rPr>
               <w:t xml:space="preserve">The data structure with size decided in the runtime, not when it was initialized </w:t>
+            </w:r>
+            <w:commentRangeEnd w:id="8"/>
+            <w:r>
+              <w:rPr>
+                <w:rStyle w:val="CommentReference"/>
+              </w:rPr>
+              <w:commentReference w:id="8"/>
             </w:r>
           </w:p>
         </w:tc>
@@ -4825,6 +4897,155 @@
     </w:sectPr>
   </w:body>
 </w:document>
+</file>
+
+<file path=word/comments.xml><?xml version="1.0" encoding="utf-8"?>
+<w:comments xmlns:a="http://schemas.openxmlformats.org/drawingml/2006/main" xmlns:pic="http://schemas.openxmlformats.org/drawingml/2006/picture" xmlns:r="http://schemas.openxmlformats.org/officeDocument/2006/relationships" xmlns:w="http://schemas.openxmlformats.org/wordprocessingml/2006/main" xmlns:wp="http://schemas.openxmlformats.org/drawingml/2006/wordprocessingDrawing" xmlns:mc="http://schemas.openxmlformats.org/markup-compatibility/2006" xmlns:a14="http://schemas.microsoft.com/office/drawing/2010/main" xmlns:w14="http://schemas.microsoft.com/office/word/2010/wordml" xmlns:wpc="http://schemas.microsoft.com/office/word/2010/wordprocessingCanvas">
+  <w:comment w:id="0" w:author="Teacher" w:initials="T" w:date="2026-10-30T01:17:10Z">
+    <w:p>
+      <w:pPr>
+        <w:pStyle w:val="CommentText"/>
+      </w:pPr>
+      <w:r>
+        <w:rPr>
+          <w:rStyle w:val="CommentReference"/>
+        </w:rPr>
+        <w:annotationRef/>
+      </w:r>
+      <w:r>
+        <w:t>5/6 - The encapsulation answer only says that data and methods are wrapped together. It must also say that the data is hidden and can only be reached through the methods of the class. (-1)</w:t>
+      </w:r>
+    </w:p>
+  </w:comment>
+  <w:comment w:id="1" w:author="Teacher" w:initials="T" w:date="2026-10-30T01:17:10Z">
+    <w:p>
+      <w:pPr>
+        <w:pStyle w:val="CommentText"/>
+      </w:pPr>
+      <w:r>
+        <w:rPr>
+          <w:rStyle w:val="CommentReference"/>
+        </w:rPr>
+        <w:annotationRef/>
+      </w:r>
+      <w:r>
+        <w:t>11/12 - SetPrice() stores any value; the class table requires it to store newPrice only when 0 &lt; newPrice &lt;= 3000. Add the condition. (-1)</w:t>
+      </w:r>
+    </w:p>
+  </w:comment>
+  <w:comment w:id="2" w:author="Teacher" w:initials="T" w:date="2026-10-30T01:17:10Z">
+    <w:p>
+      <w:pPr>
+        <w:pStyle w:val="CommentText"/>
+      </w:pPr>
+      <w:r>
+        <w:rPr>
+          <w:rStyle w:val="CommentReference"/>
+        </w:rPr>
+        <w:annotationRef/>
+      </w:r>
+      <w:r>
+        <w:t>1/3 - The answer explains that private attributes cannot be edited from outside, but not why a setter is used: the setter can check the value before storing it, it rejects anything outside 0 to 3000, and changing the attribute directly would bypass that check. (-2)</w:t>
+      </w:r>
+    </w:p>
+  </w:comment>
+  <w:comment w:id="3" w:author="Teacher" w:initials="T" w:date="2026-10-30T01:17:10Z">
+    <w:p>
+      <w:pPr>
+        <w:pStyle w:val="CommentText"/>
+      </w:pPr>
+      <w:r>
+        <w:rPr>
+          <w:rStyle w:val="CommentReference"/>
+        </w:rPr>
+        <w:annotationRef/>
+      </w:r>
+      <w:r>
+        <w:t>10/12 - Two lines are wrong. heapStartPointer &lt;- myLinkedList[newNodePointer] reads the data array - the free list is held in myLinkedListPointers, so it should be heapStartPointer &lt;- myLinkedListPointers[heapStartPointer]. The WHILE condition should be index &lt; position, not currentPointer &lt;&gt; position. (-2)</w:t>
+      </w:r>
+    </w:p>
+  </w:comment>
+  <w:comment w:id="4" w:author="Teacher" w:initials="T" w:date="2026-10-30T01:17:10Z">
+    <w:p>
+      <w:pPr>
+        <w:pStyle w:val="CommentText"/>
+      </w:pPr>
+      <w:r>
+        <w:rPr>
+          <w:rStyle w:val="CommentReference"/>
+        </w:rPr>
+        <w:annotationRef/>
+      </w:r>
+      <w:r>
+        <w:t>4/5 - 'Previous Pointer:2' and 'CurrentPointer:7' give the pointers involved, not the new values. The answer needs myLinkedListPointers[2] changing from 7 to 1 and myLinkedListPointers[1] being set to 7. (-1)</w:t>
+      </w:r>
+    </w:p>
+  </w:comment>
+  <w:comment w:id="5" w:author="Teacher" w:initials="T" w:date="2026-10-30T01:17:10Z">
+    <w:p>
+      <w:pPr>
+        <w:pStyle w:val="CommentText"/>
+      </w:pPr>
+      <w:r>
+        <w:rPr>
+          <w:rStyle w:val="CommentReference"/>
+        </w:rPr>
+        <w:annotationRef/>
+      </w:r>
+      <w:r>
+        <w:t>1/4 - The question asks what each pointer HOLDS. rootPointer holds the index of the root node, and nextFreePointer holds the index of the first node in the free list. Only the reason for -1 was given. (-3)</w:t>
+      </w:r>
+    </w:p>
+  </w:comment>
+  <w:comment w:id="6" w:author="Teacher" w:initials="T" w:date="2026-10-30T01:17:10Z">
+    <w:p>
+      <w:pPr>
+        <w:pStyle w:val="CommentText"/>
+      </w:pPr>
+      <w:r>
+        <w:rPr>
+          <w:rStyle w:val="CommentReference"/>
+        </w:rPr>
+        <w:annotationRef/>
+      </w:r>
+      <w:r>
+        <w:t>1/3 - 'More efficient use of space' is too brief. Needed: the stack can grow and shrink while the program runs, so it uses only as much memory as it needs, whereas an array has a fixed size and can overflow. (-2)</w:t>
+      </w:r>
+    </w:p>
+  </w:comment>
+  <w:comment w:id="7" w:author="Teacher" w:initials="T" w:date="2026-10-30T01:17:10Z">
+    <w:p>
+      <w:pPr>
+        <w:pStyle w:val="CommentText"/>
+      </w:pPr>
+      <w:r>
+        <w:rPr>
+          <w:rStyle w:val="CommentReference"/>
+        </w:rPr>
+        <w:annotationRef/>
+      </w:r>
+      <w:r>
+        <w:t>1/3 - Give the memory or access disadvantage: each node needs an extra pointer field, so more memory is used per item, and an item cannot be reached directly - the list must be followed from the front. 'More complicated' alone is not enough. (-2)</w:t>
+      </w:r>
+    </w:p>
+  </w:comment>
+  <w:comment w:id="8" w:author="Teacher" w:initials="T" w:date="2026-10-30T01:17:10Z">
+    <w:p>
+      <w:pPr>
+        <w:pStyle w:val="CommentText"/>
+      </w:pPr>
+      <w:r>
+        <w:rPr>
+          <w:rStyle w:val="CommentReference"/>
+        </w:rPr>
+        <w:annotationRef/>
+      </w:r>
+      <w:r>
+        <w:t>1/2 - Add that it grows and shrinks as items are added and removed - that is what makes the size dynamic rather than just 'decided at run time'. (-1)</w:t>
+      </w:r>
+    </w:p>
+  </w:comment>
+</w:comments>
 </file>
 
 <file path=word/endnotes.xml><?xml version="1.0" encoding="utf-8"?>
